--- a/Nitya_Laptop/MB Section/VIN.docx
+++ b/Nitya_Laptop/MB Section/VIN.docx
@@ -128,6 +128,288 @@
       <w:r>
         <w:t>AC OK – sio feedback</w:t>
       </w:r>
+    </w:p>
+    <w:p>
+      <w:pPr>
+        <w:rPr>
+          <w:rFonts w:ascii="Georgia" w:hAnsi="Georgia"/>
+          <w:b/>
+          <w:bCs/>
+        </w:rPr>
+      </w:pPr>
+      <w:r>
+        <w:rPr>
+          <w:rFonts w:ascii="Georgia" w:hAnsi="Georgia"/>
+          <w:b/>
+          <w:bCs/>
+        </w:rPr>
+        <w:t>How to Find VIN Section in Schematics</w:t>
+      </w:r>
+    </w:p>
+    <w:p>
+      <w:pPr>
+        <w:rPr>
+          <w:rFonts w:ascii="Georgia" w:hAnsi="Georgia"/>
+          <w:b/>
+          <w:bCs/>
+        </w:rPr>
+      </w:pPr>
+      <w:r>
+        <w:rPr>
+          <w:rFonts w:ascii="Georgia" w:hAnsi="Georgia"/>
+          <w:b/>
+          <w:bCs/>
+        </w:rPr>
+        <w:t xml:space="preserve">ACP, </w:t>
+      </w:r>
+      <w:r>
+        <w:rPr>
+          <w:rFonts w:ascii="Georgia" w:hAnsi="Georgia"/>
+          <w:b/>
+          <w:bCs/>
+        </w:rPr>
+        <w:t>ACN</w:t>
+      </w:r>
+      <w:r>
+        <w:rPr>
+          <w:rFonts w:ascii="Georgia" w:hAnsi="Georgia"/>
+          <w:b/>
+          <w:bCs/>
+        </w:rPr>
+        <w:t xml:space="preserve"> – Current measurement of CLR</w:t>
+      </w:r>
+    </w:p>
+    <w:p>
+      <w:pPr>
+        <w:rPr>
+          <w:rFonts w:ascii="Georgia" w:hAnsi="Georgia"/>
+          <w:b/>
+          <w:bCs/>
+        </w:rPr>
+      </w:pPr>
+      <w:r>
+        <w:rPr>
+          <w:rFonts w:ascii="Georgia" w:hAnsi="Georgia"/>
+          <w:b/>
+          <w:bCs/>
+        </w:rPr>
+        <w:t>VCC</w:t>
+      </w:r>
+      <w:r>
+        <w:rPr>
+          <w:rFonts w:ascii="Georgia" w:hAnsi="Georgia"/>
+          <w:b/>
+          <w:bCs/>
+        </w:rPr>
+        <w:t>/DCIN</w:t>
+      </w:r>
+      <w:r>
+        <w:rPr>
+          <w:rFonts w:ascii="Georgia" w:hAnsi="Georgia"/>
+          <w:b/>
+          <w:bCs/>
+        </w:rPr>
+        <w:t xml:space="preserve"> </w:t>
+      </w:r>
+      <w:r>
+        <w:rPr>
+          <w:rFonts w:ascii="Georgia" w:hAnsi="Georgia"/>
+          <w:b/>
+          <w:bCs/>
+        </w:rPr>
+        <w:t>–</w:t>
+      </w:r>
+      <w:r>
+        <w:rPr>
+          <w:rFonts w:ascii="Georgia" w:hAnsi="Georgia"/>
+          <w:b/>
+          <w:bCs/>
+        </w:rPr>
+        <w:t xml:space="preserve"> </w:t>
+      </w:r>
+      <w:r>
+        <w:rPr>
+          <w:rFonts w:ascii="Georgia" w:hAnsi="Georgia"/>
+          <w:b/>
+          <w:bCs/>
+        </w:rPr>
+        <w:t>IC Power Supply</w:t>
+      </w:r>
+    </w:p>
+    <w:p>
+      <w:pPr>
+        <w:spacing w:after="0"/>
+        <w:rPr>
+          <w:rFonts w:ascii="Georgia" w:hAnsi="Georgia"/>
+          <w:b/>
+          <w:bCs/>
+        </w:rPr>
+      </w:pPr>
+      <w:r>
+        <w:rPr>
+          <w:rFonts w:ascii="Georgia" w:hAnsi="Georgia"/>
+          <w:b/>
+          <w:bCs/>
+        </w:rPr>
+        <w:t>ACIN, ACOK – Output Pins</w:t>
+      </w:r>
+    </w:p>
+    <w:p>
+      <w:pPr>
+        <w:rPr>
+          <w:rFonts w:ascii="Georgia" w:hAnsi="Georgia"/>
+        </w:rPr>
+      </w:pPr>
+      <w:r>
+        <w:rPr>
+          <w:rFonts w:ascii="Georgia" w:hAnsi="Georgia"/>
+        </w:rPr>
+        <w:t>Send msg to SIO that adapter supply CLR par pahuch gya hai</w:t>
+      </w:r>
+    </w:p>
+    <w:p>
+      <w:pPr>
+        <w:rPr>
+          <w:rFonts w:ascii="Georgia" w:hAnsi="Georgia"/>
+        </w:rPr>
+      </w:pPr>
+      <w:r>
+        <w:rPr>
+          <w:rFonts w:ascii="Georgia" w:hAnsi="Georgia"/>
+        </w:rPr>
+        <w:t>ACDET – 2.6-3.0V Valid adapter insert hai ya nhi…</w:t>
+      </w:r>
+    </w:p>
+    <w:p>
+      <w:pPr>
+        <w:rPr>
+          <w:rFonts w:ascii="Georgia" w:hAnsi="Georgia"/>
+        </w:rPr>
+      </w:pPr>
+      <w:r>
+        <w:rPr>
+          <w:rFonts w:ascii="Georgia" w:hAnsi="Georgia"/>
+        </w:rPr>
+        <w:t>ACDRV – mosfet ko on krne keliye.</w:t>
+      </w:r>
+    </w:p>
+    <w:p>
+      <w:pPr>
+        <w:rPr>
+          <w:rFonts w:ascii="Georgia" w:hAnsi="Georgia"/>
+        </w:rPr>
+      </w:pPr>
+      <w:r>
+        <w:rPr>
+          <w:rFonts w:ascii="Georgia" w:hAnsi="Georgia"/>
+        </w:rPr>
+        <w:t>CMSRC – dono se source se connected, mosfet switch on feedback</w:t>
+      </w:r>
+    </w:p>
+    <w:p>
+      <w:pPr>
+        <w:rPr>
+          <w:rFonts w:ascii="Georgia" w:hAnsi="Georgia"/>
+        </w:rPr>
+      </w:pPr>
+      <w:r>
+        <w:rPr>
+          <w:rFonts w:ascii="Georgia" w:hAnsi="Georgia"/>
+        </w:rPr>
+        <w:t>REGN</w:t>
+      </w:r>
+      <w:r>
+        <w:rPr>
+          <w:rFonts w:ascii="Georgia" w:hAnsi="Georgia"/>
+        </w:rPr>
+        <w:t xml:space="preserve"> ~6V </w:t>
+      </w:r>
+      <w:r>
+        <w:rPr>
+          <w:rFonts w:ascii="Georgia" w:hAnsi="Georgia"/>
+        </w:rPr>
+        <w:t xml:space="preserve"> -VCC/ACDET valid hai to, </w:t>
+      </w:r>
+      <w:r>
+        <w:rPr>
+          <w:rFonts w:ascii="Georgia" w:hAnsi="Georgia"/>
+        </w:rPr>
+        <w:t>(IC internally ok hai to)</w:t>
+      </w:r>
+    </w:p>
+    <w:p>
+      <w:pPr>
+        <w:rPr>
+          <w:rFonts w:ascii="Georgia" w:hAnsi="Georgia"/>
+        </w:rPr>
+      </w:pPr>
+      <w:r>
+        <w:rPr>
+          <w:rFonts w:ascii="Georgia" w:hAnsi="Georgia"/>
+        </w:rPr>
+        <w:t>SRP, SRN – CLR for battery current measurment ke liye.</w:t>
+      </w:r>
+    </w:p>
+    <w:p>
+      <w:pPr>
+        <w:rPr>
+          <w:rFonts w:ascii="Georgia" w:hAnsi="Georgia"/>
+        </w:rPr>
+      </w:pPr>
+      <w:r>
+        <w:rPr>
+          <w:rFonts w:ascii="Georgia" w:hAnsi="Georgia"/>
+        </w:rPr>
+        <w:t>NOTE</w:t>
+      </w:r>
+    </w:p>
+    <w:p>
+      <w:pPr>
+        <w:rPr>
+          <w:rFonts w:ascii="Georgia" w:hAnsi="Georgia"/>
+        </w:rPr>
+      </w:pPr>
+      <w:r>
+        <w:rPr>
+          <w:rFonts w:ascii="Georgia" w:hAnsi="Georgia"/>
+        </w:rPr>
+        <w:t>P-Channel Mosfet me ACDRV nhi hota hai kyu ke 25 not required</w:t>
+      </w:r>
+    </w:p>
+    <w:p>
+      <w:pPr>
+        <w:rPr>
+          <w:rFonts w:ascii="Georgia" w:hAnsi="Georgia"/>
+        </w:rPr>
+      </w:pPr>
+      <w:r>
+        <w:rPr>
+          <w:rFonts w:ascii="Georgia" w:hAnsi="Georgia"/>
+        </w:rPr>
+        <w:t>P channel low  voltage = ON</w:t>
+      </w:r>
+    </w:p>
+    <w:p>
+      <w:pPr>
+        <w:rPr>
+          <w:rFonts w:ascii="Georgia" w:hAnsi="Georgia"/>
+        </w:rPr>
+      </w:pPr>
+      <w:r>
+        <w:rPr>
+          <w:rFonts w:ascii="Georgia" w:hAnsi="Georgia"/>
+        </w:rPr>
+        <w:t>G=S OFF</w:t>
+      </w:r>
+    </w:p>
+    <w:p>
+      <w:pPr>
+        <w:rPr>
+          <w:rFonts w:ascii="Georgia" w:hAnsi="Georgia"/>
+          <w:b/>
+          <w:bCs/>
+        </w:rPr>
+      </w:pPr>
     </w:p>
     <w:sectPr>
       <w:pgSz w:w="12240" w:h="15840"/>
